--- a/data/revised_2026-10_full/outputs/v2/Maths/SS4.1_Statistics_I/Mathematics_Statistics_I_FinalExplanation.docx
+++ b/data/revised_2026-10_full/outputs/v2/Maths/SS4.1_Statistics_I/Mathematics_Statistics_I_FinalExplanation.docx
@@ -3600,7 +3600,7 @@
         </w:rPr>
         <w:t xml:space="preserve">© 2026 SeaVuria and ARES. This work is licensed under a </w:t>
       </w:r>
-      <w:hyperlink w:history="1" r:id="rIdov5qybghfy9wjgd1xg-su">
+      <w:hyperlink w:history="1" r:id="rIdqv-d6xz8eyjtqblre9ern">
         <w:r>
           <w:rPr>
             <w:rFonts w:ascii="Arial" w:cs="Arial" w:eastAsia="Arial" w:hAnsi="Arial"/>
@@ -3620,7 +3620,7 @@
         </w:rPr>
         <w:t xml:space="preserve"> (</w:t>
       </w:r>
-      <w:hyperlink w:history="1" r:id="rIdyven-tw6vmhkghoehg-x3">
+      <w:hyperlink w:history="1" r:id="rIdsnzutryi4v8mf-mhl_e7c">
         <w:r>
           <w:rPr>
             <w:rFonts w:ascii="Arial" w:cs="Arial" w:eastAsia="Arial" w:hAnsi="Arial"/>
@@ -3640,7 +3640,7 @@
         </w:rPr>
         <w:t xml:space="preserve">). To view a copy of this license, visit </w:t>
       </w:r>
-      <w:hyperlink w:history="1" r:id="rIdl2-83hb94r1qhuibicon1">
+      <w:hyperlink w:history="1" r:id="rId7tn5scr9rd5vknztheqmu">
         <w:r>
           <w:rPr>
             <w:rFonts w:ascii="Arial" w:cs="Arial" w:eastAsia="Arial" w:hAnsi="Arial"/>
